--- a/Resume/Khurram_Shehzad-Resume.docx
+++ b/Resume/Khurram_Shehzad-Resume.docx
@@ -474,15 +474,7 @@
         <w:rPr>
           <w:rFonts w:ascii="Tahoma" w:hAnsi="Tahoma" w:cs="Tahoma"/>
         </w:rPr>
-        <w:t>uery</w:t>
-      </w:r>
-      <w:bookmarkStart w:id="0" w:name="_GoBack"/>
-      <w:bookmarkEnd w:id="0"/>
-      <w:r>
-        <w:rPr>
-          <w:rFonts w:ascii="Tahoma" w:hAnsi="Tahoma" w:cs="Tahoma"/>
-        </w:rPr>
-        <w:t>.</w:t>
+        <w:t>uery.</w:t>
       </w:r>
     </w:p>
     <w:p>
@@ -632,9 +624,6 @@
         </w:tabs>
         <w:rPr>
           <w:rFonts w:ascii="Tahoma" w:hAnsi="Tahoma" w:cs="Tahoma"/>
-          <w:b/>
-          <w:bCs/>
-          <w:color w:val="C00000"/>
         </w:rPr>
       </w:pPr>
       <w:r>
@@ -650,7 +639,10 @@
         <w:r>
           <w:rPr>
             <w:rStyle w:val="Hyperlink"/>
-            <w:rFonts w:ascii="Tahoma" w:hAnsi="Tahoma" w:cs="Tahoma"/>
+            <w:rFonts w:ascii="Segoe UI" w:hAnsi="Segoe UI" w:cs="Segoe UI"/>
+            <w:sz w:val="21"/>
+            <w:szCs w:val="21"/>
+            <w:shd w:val="clear" w:color="auto" w:fill="FFFFFF"/>
           </w:rPr>
           <w:t>https://khurramdeveloper55.github.io/Portfolio/</w:t>
         </w:r>
@@ -665,6 +657,8 @@
           <w:rFonts w:ascii="Tahoma" w:hAnsi="Tahoma" w:cs="Tahoma"/>
         </w:rPr>
       </w:pPr>
+      <w:bookmarkStart w:id="0" w:name="_GoBack"/>
+      <w:bookmarkEnd w:id="0"/>
       <w:r>
         <w:rPr>
           <w:rFonts w:ascii="Tahoma" w:hAnsi="Tahoma" w:cs="Tahoma"/>
